--- a/output/doc/SS13_TGUI_Engineering_Handbook.docx
+++ b/output/doc/SS13_TGUI_Engineering_Handbook.docx
@@ -415,7 +415,7 @@
         <w:keepLines/>
       </w:pPr>
       <w:r>
-        <w:t>14. Review playbooks</w:t>
+        <w:t>14. Client-side storage and persistence</w:t>
       </w:r>
     </w:p>
     <w:p>
@@ -424,7 +424,7 @@
         <w:keepLines/>
       </w:pPr>
       <w:r>
-        <w:t>15. Refactoring over-engineered interfaces</w:t>
+        <w:t>15. Review playbooks</w:t>
       </w:r>
     </w:p>
     <w:p>
@@ -433,7 +433,7 @@
         <w:keepLines/>
       </w:pPr>
       <w:r>
-        <w:t>16. Master review checklist</w:t>
+        <w:t>16. Refactoring over-engineered interfaces</w:t>
       </w:r>
     </w:p>
     <w:p>
@@ -442,7 +442,16 @@
         <w:keepLines/>
       </w:pPr>
       <w:r>
-        <w:t>17. Reference material</w:t>
+        <w:t>17. Master review checklist</w:t>
+      </w:r>
+    </w:p>
+    <w:p>
+      <w:pPr>
+        <w:pStyle w:val="KBBullet"/>
+        <w:keepLines/>
+      </w:pPr>
+      <w:r>
+        <w:t>18. Reference material</w:t>
       </w:r>
     </w:p>
     <w:tbl>
@@ -5832,6 +5841,139 @@
         <w:keepLines/>
       </w:pPr>
       <w:r>
+        <w:t>The client-to-server Topic budget</w:t>
+      </w:r>
+    </w:p>
+    <w:p>
+      <w:pPr>
+        <w:keepLines/>
+      </w:pPr>
+      <w:r>
+        <w:t>Every message sent from a TGUI webview to the server is a client/Topic() call. This includes actions, panel pings, fatal-error relays, shared-state writes, and ByondUi render or unmount registration. Tg-family forks commonly enforce fixed-window SECOND_TOPIC_LIMIT and MINUTE_TOPIC_LIMIT counters, often around 10 per second and 100 per minute.</w:t>
+      </w:r>
+    </w:p>
+    <w:p>
+      <w:pPr>
+        <w:pStyle w:val="KBBullet"/>
+        <w:keepLines/>
+      </w:pPr>
+      <w:r>
+        <w:t>Once the minute budget is exhausted, all non-exempt topics from that client are dropped until the window rolls.</w:t>
+      </w:r>
+    </w:p>
+    <w:p>
+      <w:pPr>
+        <w:pStyle w:val="KBBullet"/>
+        <w:keepLines/>
+      </w:pPr>
+      <w:r>
+        <w:t>Dropped actions look like dead or inconsistent clicks.</w:t>
+      </w:r>
+    </w:p>
+    <w:p>
+      <w:pPr>
+        <w:pStyle w:val="KBBullet"/>
+        <w:keepLines/>
+      </w:pPr>
+      <w:r>
+        <w:t>Dropped renderByondUi topics can leave embedded controls black or unpositioned.</w:t>
+      </w:r>
+    </w:p>
+    <w:p>
+      <w:pPr>
+        <w:pStyle w:val="KBBullet"/>
+        <w:keepLines/>
+      </w:pPr>
+      <w:r>
+        <w:t>Dropped panel pings can make chat reconnect or stutter while server timing remains healthy.</w:t>
+      </w:r>
+    </w:p>
+    <w:p>
+      <w:pPr>
+        <w:pStyle w:val="KBBullet"/>
+        <w:keepLines/>
+      </w:pPr>
+      <w:r>
+        <w:t>Diagnose from game.log by searching for "topic limit" and reading the dropped type and payload.</w:t>
+      </w:r>
+    </w:p>
+    <w:p>
+      <w:pPr>
+        <w:pStyle w:val="Heading3"/>
+        <w:keepLines/>
+      </w:pPr>
+      <w:r>
+        <w:t>Budget interactions before shipping</w:t>
+      </w:r>
+    </w:p>
+    <w:p>
+      <w:pPr>
+        <w:keepLines/>
+      </w:pPr>
+      <w:r>
+        <w:t>Count every topic caused by one gesture: the act call, geometry report, hover relay, synthetic resize, and each mounted ByondUi phonehome. A reviewed scale interaction produced about eleven topics because three resize retries multiplied across three maps.</w:t>
+      </w:r>
+    </w:p>
+    <w:p>
+      <w:pPr>
+        <w:pStyle w:val="KBBullet"/>
+        <w:keepLines/>
+      </w:pPr>
+      <w:r>
+        <w:t>Eliminate framework chatter that the interface does not need.</w:t>
+      </w:r>
+    </w:p>
+    <w:p>
+      <w:pPr>
+        <w:pStyle w:val="KBBullet"/>
+        <w:keepLines/>
+      </w:pPr>
+      <w:r>
+        <w:t>Throttle or debounce hover relays, geometry reports, and synthetic resize retries.</w:t>
+      </w:r>
+    </w:p>
+    <w:p>
+      <w:pPr>
+        <w:pStyle w:val="KBBullet"/>
+        <w:keepLines/>
+      </w:pPr>
+      <w:r>
+        <w:t>Raise server limits only for genuinely topic-heavy interfaces; this is a server remedy, not a substitute for fixing floods.</w:t>
+      </w:r>
+    </w:p>
+    <w:p>
+      <w:pPr>
+        <w:keepLines/>
+        <w:shd w:fill="F9E1E1"/>
+        <w:pBdr>
+          <w:left w:val="single" w:sz="18" w:space="8" w:color="9B2C2C"/>
+        </w:pBdr>
+      </w:pPr>
+      <w:r>
+        <w:rPr>
+          <w:rFonts w:ascii="Aptos Display" w:hAnsi="Aptos Display"/>
+          <w:b/>
+          <w:color w:val="9B2C2C"/>
+          <w:sz w:val="18"/>
+        </w:rPr>
+        <w:t>CRASH-FLOOD CASCADE</w:t>
+        <w:br/>
+      </w:r>
+      <w:r>
+        <w:rPr>
+          <w:rFonts w:ascii="Aptos" w:hAnsi="Aptos"/>
+          <w:color w:val="172126"/>
+          <w:sz w:val="18"/>
+        </w:rPr>
+        <w:t>A fatally crashed window can relay every JavaScript error as type=log&amp;fatal=1. The flood consumes that client's Topic budget, after which legitimate actions and panel pings are dropped. One broken panel can make every TGUI window on the client appear broken.</w:t>
+      </w:r>
+    </w:p>
+    <w:p>
+      <w:pPr>
+        <w:pStyle w:val="Heading2"/>
+        <w:keepLines/>
+      </w:pPr>
+      <w:r>
         <w:t>Fingerprint both artifacts</w:t>
       </w:r>
     </w:p>
@@ -6413,6 +6555,50 @@
         <w:pStyle w:val="Compact"/>
         <w:keepLines/>
       </w:pPr>
+    </w:p>
+    <w:p>
+      <w:pPr>
+        <w:pStyle w:val="Heading2"/>
+        <w:keepLines/>
+      </w:pPr>
+      <w:r>
+        <w:t>RenderIcon fidelity caveat</w:t>
+      </w:r>
+    </w:p>
+    <w:p>
+      <w:pPr>
+        <w:keepLines/>
+      </w:pPr>
+      <w:r>
+        <w:t>client.RenderIcon reproduces client appearance details but composites without plane masters. In tg-style appearances, emissive blockers may therefore render as literal grey or black overlays. Current tgstation has no RenderIcon call sites for this reason.</w:t>
+      </w:r>
+    </w:p>
+    <w:p>
+      <w:pPr>
+        <w:pStyle w:val="KBBullet"/>
+        <w:keepLines/>
+      </w:pPr>
+      <w:r>
+        <w:t>Prefer ByondUi map_view for live previews because the real plane pipeline runs.</w:t>
+      </w:r>
+    </w:p>
+    <w:p>
+      <w:pPr>
+        <w:pStyle w:val="KBBullet"/>
+        <w:keepLines/>
+      </w:pPr>
+      <w:r>
+        <w:t>Use RenderIcon only when the appearance has no plane-dependent overlays, or strip emissive overlays from a copy first.</w:t>
+      </w:r>
+    </w:p>
+    <w:p>
+      <w:pPr>
+        <w:pStyle w:val="KBBullet"/>
+        <w:keepLines/>
+      </w:pPr>
+      <w:r>
+        <w:t>Keep getFlatIcon for headless paths and for atoms carrying emissive blockers.</w:t>
+      </w:r>
     </w:p>
     <w:p>
       <w:pPr>
@@ -8606,6 +8792,50 @@
         <w:pStyle w:val="Compact"/>
         <w:keepLines/>
       </w:pPr>
+    </w:p>
+    <w:p>
+      <w:pPr>
+        <w:pStyle w:val="Heading2"/>
+        <w:keepLines/>
+      </w:pPr>
+      <w:r>
+        <w:t>ByondUi phonehome and Topic cost</w:t>
+      </w:r>
+    </w:p>
+    <w:p>
+      <w:pPr>
+        <w:keepLines/>
+      </w:pPr>
+      <w:r>
+        <w:t>ByondUi normally sends renderByondUi on mount and on each debounced window resize so the server can register the control for crash cleanup. Synthetic resize retries multiply this message across every mounted map.</w:t>
+      </w:r>
+    </w:p>
+    <w:p>
+      <w:pPr>
+        <w:pStyle w:val="KBBullet"/>
+        <w:keepLines/>
+      </w:pPr>
+      <w:r>
+        <w:t>If DM owns control teardown, pass phonehome={false}. Positioning still uses winset and remains functional.</w:t>
+      </w:r>
+    </w:p>
+    <w:p>
+      <w:pPr>
+        <w:pStyle w:val="KBBullet"/>
+        <w:keepLines/>
+      </w:pPr>
+      <w:r>
+        <w:t>Client-side unparenting on unmount and beforeunload still occurs when phonehome is disabled.</w:t>
+      </w:r>
+    </w:p>
+    <w:p>
+      <w:pPr>
+        <w:pStyle w:val="KBBullet"/>
+        <w:keepLines/>
+      </w:pPr>
+      <w:r>
+        <w:t>Avoid synthetic resize as a general retry mechanism; it triggers every mounted ByondUi.</w:t>
+      </w:r>
     </w:p>
     <w:p>
       <w:pPr>
@@ -10043,6 +10273,33 @@
     </w:p>
     <w:p>
       <w:pPr>
+        <w:pStyle w:val="Heading2"/>
+        <w:keepLines/>
+      </w:pPr>
+      <w:r>
+        <w:t>Two high-value symptom signatures</w:t>
+      </w:r>
+    </w:p>
+    <w:p>
+      <w:pPr>
+        <w:pStyle w:val="KBBullet"/>
+        <w:keepLines/>
+      </w:pPr>
+      <w:r>
+        <w:t>One player's clicks are ignored, embedded maps go black, or chat stutters while server metrics are healthy: search game.log for topic limit before changing interface code.</w:t>
+      </w:r>
+    </w:p>
+    <w:p>
+      <w:pPr>
+        <w:pStyle w:val="KBBullet"/>
+        <w:keepLines/>
+      </w:pPr>
+      <w:r>
+        <w:t>The entire client hitches every 10 to 30 seconds while the server is healthy: inspect Documents\BYOND\browserstorage\*.json for a large byondstorage file.</w:t>
+      </w:r>
+    </w:p>
+    <w:p>
+      <w:pPr>
         <w:pStyle w:val="Heading1"/>
         <w:keepLines/>
       </w:pPr>
@@ -10131,11 +10388,321 @@
     </w:p>
     <w:p>
       <w:pPr>
+        <w:pStyle w:val="Heading2"/>
+        <w:keepLines/>
+      </w:pPr>
+      <w:r>
+        <w:t>Persisted-data crash cascade</w:t>
+      </w:r>
+    </w:p>
+    <w:p>
+      <w:pPr>
+        <w:keepLines/>
+      </w:pPr>
+      <w:r>
+        <w:t>Persisted foreign chat history can replay an unknown data-component into a newer bundle, trigger React error 130, and create a burst of fatal error-relay Topics. The rate limiter then drops legitimate actions from the same client. Treat the storage payload, renderer guard, and Topic flood as one causal chain rather than three unrelated incidents.</w:t>
+      </w:r>
+    </w:p>
+    <w:p>
+      <w:pPr>
+        <w:pStyle w:val="KBBullet"/>
+        <w:keepLines/>
+      </w:pPr>
+      <w:r>
+        <w:t>Compare the shared renderer with current upstream before writing a new guard.</w:t>
+      </w:r>
+    </w:p>
+    <w:p>
+      <w:pPr>
+        <w:pStyle w:val="KBBullet"/>
+        <w:keepLines/>
+      </w:pPr>
+      <w:r>
+        <w:t>Identify which storage backend supplied the persisted history.</w:t>
+      </w:r>
+    </w:p>
+    <w:p>
+      <w:pPr>
+        <w:pStyle w:val="KBBullet"/>
+        <w:keepLines/>
+      </w:pPr>
+      <w:r>
+        <w:t>Check game.log topic-limit entries whose href contains the error text.</w:t>
+      </w:r>
+    </w:p>
+    <w:p>
+      <w:pPr>
+        <w:pStyle w:val="KBBullet"/>
+        <w:keepLines/>
+      </w:pPr>
+      <w:r>
+        <w:t>Fix or backport the renderer guard, prevent foreign history migration, and have the affected player clear stale client data.</w:t>
+      </w:r>
+    </w:p>
+    <w:p>
+      <w:pPr>
         <w:pStyle w:val="Heading1"/>
         <w:keepLines/>
       </w:pPr>
       <w:r>
-        <w:t>14. Review playbooks</w:t>
+        <w:t>14. Client-side storage and persistence</w:t>
+      </w:r>
+    </w:p>
+    <w:p>
+      <w:pPr>
+        <w:keepLines/>
+      </w:pPr>
+      <w:r>
+        <w:t>Client persistence is fork-generational. Read tgui/packages/common/storage.ts or storage.js before changing anything; a fix copied from the wrong generation can create a new failure mode.</w:t>
+      </w:r>
+    </w:p>
+    <w:p>
+      <w:pPr>
+        <w:pStyle w:val="Heading2"/>
+        <w:keepLines/>
+      </w:pPr>
+      <w:r>
+        <w:t>Three storage generations</w:t>
+      </w:r>
+    </w:p>
+    <w:p>
+      <w:pPr>
+        <w:pStyle w:val="Heading3"/>
+        <w:keepLines/>
+      </w:pPr>
+      <w:r>
+        <w:t>Generation 1: direct IndexedDB</w:t>
+      </w:r>
+    </w:p>
+    <w:p>
+      <w:pPr>
+        <w:keepLines/>
+      </w:pPr>
+      <w:r>
+        <w:t>Older webviews used a StorageProxy that preferred IndexedDB, then localStorage, then memory. This depended on the IE-era webview providing a stable origin.</w:t>
+      </w:r>
+    </w:p>
+    <w:p>
+      <w:pPr>
+        <w:pStyle w:val="Heading3"/>
+        <w:keepLines/>
+      </w:pPr>
+      <w:r>
+        <w:t>Generation 2: byondstorage</w:t>
+      </w:r>
+    </w:p>
+    <w:p>
+      <w:pPr>
+        <w:keepLines/>
+      </w:pPr>
+      <w:r>
+        <w:t>BYOND 516 introduced hubStorage, serverStorage, and domainStorage after the old browser origin disappeared. This restored settings persistence but stores data in one JSON file per hub entry and flushes it to disk roughly every ten seconds.</w:t>
+      </w:r>
+    </w:p>
+    <w:p>
+      <w:pPr>
+        <w:pStyle w:val="KBBullet"/>
+        <w:keepLines/>
+      </w:pPr>
+      <w:r>
+        <w:t>All SS13 servers under the same hub entry can share the same file regardless of codebase.</w:t>
+      </w:r>
+    </w:p>
+    <w:p>
+      <w:pPr>
+        <w:pStyle w:val="KBBullet"/>
+        <w:keepLines/>
+      </w:pPr>
+      <w:r>
+        <w:t>Small settings are appropriate. Append-forever data such as chat history is not.</w:t>
+      </w:r>
+    </w:p>
+    <w:p>
+      <w:pPr>
+        <w:pStyle w:val="KBBullet"/>
+        <w:keepLines/>
+      </w:pPr>
+      <w:r>
+        <w:t>A growing chat log can cause whole-client hitches every 10 to 30 seconds with healthy server metrics.</w:t>
+      </w:r>
+    </w:p>
+    <w:p>
+      <w:pPr>
+        <w:pStyle w:val="Heading3"/>
+        <w:keepLines/>
+      </w:pPr>
+      <w:r>
+        <w:t>Generation 3: iframe plus IndexedDB</w:t>
+      </w:r>
+    </w:p>
+    <w:p>
+      <w:pPr>
+        <w:keepLines/>
+      </w:pPr>
+      <w:r>
+        <w:t>Current tgstation uses a hidden iframe on a fixed HTTPS origin and postMessage RPC to regain a stable IndexedDB origin. The parent probes the storage URL, waits for a ready handshake, and falls back when the endpoint is unavailable.</w:t>
+      </w:r>
+    </w:p>
+    <w:p>
+      <w:pPr>
+        <w:pStyle w:val="KBBullet"/>
+        <w:keepLines/>
+      </w:pPr>
+      <w:r>
+        <w:t>A fork must host its own iframe page. The iframe origin is the storage bucket and iframe.html does not namespace codebases.</w:t>
+      </w:r>
+    </w:p>
+    <w:p>
+      <w:pPr>
+        <w:pStyle w:val="KBBullet"/>
+        <w:keepLines/>
+      </w:pPr>
+      <w:r>
+        <w:t>A shared upstream iframe URL recreates cross-codebase contamination.</w:t>
+      </w:r>
+    </w:p>
+    <w:p>
+      <w:pPr>
+        <w:pStyle w:val="KBBullet"/>
+        <w:keepLines/>
+      </w:pPr>
+      <w:r>
+        <w:t>byondstorage should remain a fallback or a temporary source for settings migration, not the primary chat-history database.</w:t>
+      </w:r>
+    </w:p>
+    <w:p>
+      <w:pPr>
+        <w:pStyle w:val="Heading2"/>
+        <w:keepLines/>
+      </w:pPr>
+      <w:r>
+        <w:t>Migration and event traps</w:t>
+      </w:r>
+    </w:p>
+    <w:p>
+      <w:pPr>
+        <w:pStyle w:val="KBBullet"/>
+        <w:keepLines/>
+      </w:pPr>
+      <w:r>
+        <w:t>Migrate settings only. Never import chat history between backends or servers.</w:t>
+      </w:r>
+    </w:p>
+    <w:p>
+      <w:pPr>
+        <w:pStyle w:val="KBBullet"/>
+        <w:keepLines/>
+      </w:pPr>
+      <w:r>
+        <w:t>Import legacy settings only when the destination is empty and skip unreadable keys.</w:t>
+      </w:r>
+    </w:p>
+    <w:p>
+      <w:pPr>
+        <w:pStyle w:val="KBBullet"/>
+        <w:keepLines/>
+      </w:pPr>
+      <w:r>
+        <w:t>The byondstorageupdated event can fire before the storage object exists; defer one event-loop tick before touching hubStorage.</w:t>
+      </w:r>
+    </w:p>
+    <w:p>
+      <w:pPr>
+        <w:pStyle w:val="KBBullet"/>
+        <w:keepLines/>
+      </w:pPr>
+      <w:r>
+        <w:t>Enable byondstorage only long enough to migrate legacy settings, then disable it so the disk JSON stops being touched.</w:t>
+      </w:r>
+    </w:p>
+    <w:p>
+      <w:pPr>
+        <w:pStyle w:val="KBBullet"/>
+        <w:keepLines/>
+      </w:pPr>
+      <w:r>
+        <w:t>Persisted data outlives builds in every generation, so renderers need unknown-shape guards.</w:t>
+      </w:r>
+    </w:p>
+    <w:p>
+      <w:pPr>
+        <w:pStyle w:val="Heading2"/>
+        <w:keepLines/>
+      </w:pPr>
+      <w:r>
+        <w:t>Diagnosis map</w:t>
+      </w:r>
+    </w:p>
+    <w:p>
+      <w:pPr>
+        <w:pStyle w:val="KBBullet"/>
+        <w:keepLines/>
+      </w:pPr>
+      <w:r>
+        <w:t>Settings do not save on a 516 fork: identify the storage generation. Generation 1 code may be using a dead origin.</w:t>
+      </w:r>
+    </w:p>
+    <w:p>
+      <w:pPr>
+        <w:pStyle w:val="KBBullet"/>
+        <w:keepLines/>
+      </w:pPr>
+      <w:r>
+        <w:t>Whole-client periodic hitching: inspect the browserstorage JSON size. Deleting it is a local workaround; moving large data off byondstorage is the fix.</w:t>
+      </w:r>
+    </w:p>
+    <w:p>
+      <w:pPr>
+        <w:pStyle w:val="KBBullet"/>
+        <w:keepLines/>
+      </w:pPr>
+      <w:r>
+        <w:t>Chat crashes after server hopping: inspect foreign persisted history and migration behavior.</w:t>
+      </w:r>
+    </w:p>
+    <w:p>
+      <w:pPr>
+        <w:pStyle w:val="KBBullet"/>
+        <w:keepLines/>
+      </w:pPr>
+      <w:r>
+        <w:t>Iframe storage falls back unexpectedly: verify the HEAD probe, five-second timeout, CDN reachability, and fallback order.</w:t>
+      </w:r>
+    </w:p>
+    <w:p>
+      <w:pPr>
+        <w:keepLines/>
+        <w:shd w:fill="E3F2E8"/>
+        <w:pBdr>
+          <w:left w:val="single" w:sz="18" w:space="8" w:color="2C6B3F"/>
+        </w:pBdr>
+      </w:pPr>
+      <w:r>
+        <w:rPr>
+          <w:rFonts w:ascii="Aptos Display" w:hAnsi="Aptos Display"/>
+          <w:b/>
+          <w:color w:val="2C6B3F"/>
+          <w:sz w:val="18"/>
+        </w:rPr>
+        <w:t>STORAGE SIZING RULE</w:t>
+        <w:br/>
+      </w:r>
+      <w:r>
+        <w:rPr>
+          <w:rFonts w:ascii="Aptos" w:hAnsi="Aptos"/>
+          <w:color w:val="172126"/>
+          <w:sz w:val="18"/>
+        </w:rPr>
+        <w:t>Treat byondstorage as a small-settings store. Keep append-forever data in a fork-owned iframe plus IndexedDB backend, or do not persist it.</w:t>
+      </w:r>
+    </w:p>
+    <w:p>
+      <w:pPr>
+        <w:pStyle w:val="Heading1"/>
+        <w:keepLines/>
+      </w:pPr>
+      <w:r>
+        <w:t>15. Review playbooks</w:t>
       </w:r>
     </w:p>
     <w:p>
@@ -10343,6 +10910,96 @@
       </w:pPr>
       <w:r>
         <w:t>Measured claims are scoped to the build and configuration.</w:t>
+      </w:r>
+    </w:p>
+    <w:p>
+      <w:pPr>
+        <w:pStyle w:val="Heading2"/>
+        <w:keepLines/>
+      </w:pPr>
+      <w:r>
+        <w:t>Topic budget review</w:t>
+      </w:r>
+    </w:p>
+    <w:p>
+      <w:pPr>
+        <w:pStyle w:val="KBBullet"/>
+        <w:keepLines/>
+      </w:pPr>
+      <w:r>
+        <w:t>Count actions, geometry reports, hover relays, synthetic resizes, and per-map phonehome messages.</w:t>
+      </w:r>
+    </w:p>
+    <w:p>
+      <w:pPr>
+        <w:pStyle w:val="KBBullet"/>
+        <w:keepLines/>
+      </w:pPr>
+      <w:r>
+        <w:t>Use phonehome={false} when DM owns ByondUi lifecycle.</w:t>
+      </w:r>
+    </w:p>
+    <w:p>
+      <w:pPr>
+        <w:pStyle w:val="KBBullet"/>
+        <w:keepLines/>
+      </w:pPr>
+      <w:r>
+        <w:t>Search game.log for topic limit before diagnosing one-client lag from feel.</w:t>
+      </w:r>
+    </w:p>
+    <w:p>
+      <w:pPr>
+        <w:pStyle w:val="Heading2"/>
+        <w:keepLines/>
+      </w:pPr>
+      <w:r>
+        <w:t>Client storage review</w:t>
+      </w:r>
+    </w:p>
+    <w:p>
+      <w:pPr>
+        <w:pStyle w:val="KBBullet"/>
+        <w:keepLines/>
+      </w:pPr>
+      <w:r>
+        <w:t>Identify the fork's storage generation before proposing a backport.</w:t>
+      </w:r>
+    </w:p>
+    <w:p>
+      <w:pPr>
+        <w:pStyle w:val="KBBullet"/>
+        <w:keepLines/>
+      </w:pPr>
+      <w:r>
+        <w:t>Keep byondstorage payloads small and bounded.</w:t>
+      </w:r>
+    </w:p>
+    <w:p>
+      <w:pPr>
+        <w:pStyle w:val="KBBullet"/>
+        <w:keepLines/>
+      </w:pPr>
+      <w:r>
+        <w:t>Use a fork-owned iframe origin for Generation 3.</w:t>
+      </w:r>
+    </w:p>
+    <w:p>
+      <w:pPr>
+        <w:pStyle w:val="KBBullet"/>
+        <w:keepLines/>
+      </w:pPr>
+      <w:r>
+        <w:t>Migrate settings only, never foreign chat history.</w:t>
+      </w:r>
+    </w:p>
+    <w:p>
+      <w:pPr>
+        <w:pStyle w:val="KBBullet"/>
+        <w:keepLines/>
+      </w:pPr>
+      <w:r>
+        <w:t>Guard persisted content against unknown shapes and component names.</w:t>
       </w:r>
     </w:p>
     <w:p>
@@ -10573,7 +11230,7 @@
         <w:keepLines/>
       </w:pPr>
       <w:r>
-        <w:t>15. Refactoring over-engineered interfaces</w:t>
+        <w:t>16. Refactoring over-engineered interfaces</w:t>
       </w:r>
     </w:p>
     <w:tbl>
@@ -11273,7 +11930,7 @@
         <w:keepLines/>
       </w:pPr>
       <w:r>
-        <w:t>16. Master review checklist</w:t>
+        <w:t>17. Master review checklist</w:t>
       </w:r>
     </w:p>
     <w:p>
@@ -11645,6 +12302,126 @@
         <w:rPr>
           <w:b/>
         </w:rPr>
+        <w:t xml:space="preserve">Topic budget: </w:t>
+      </w:r>
+      <w:r>
+        <w:t>One gesture stays within second and minute limits; chatty paths are throttled.</w:t>
+      </w:r>
+    </w:p>
+    <w:p>
+      <w:pPr>
+        <w:pStyle w:val="KBBullet"/>
+        <w:keepLines/>
+      </w:pPr>
+      <w:r>
+        <w:rPr>
+          <w:b/>
+        </w:rPr>
+        <w:t xml:space="preserve">ByondUi phonehome: </w:t>
+      </w:r>
+      <w:r>
+        <w:t>phonehome is disabled when DM owns control lifecycle.</w:t>
+      </w:r>
+    </w:p>
+    <w:p>
+      <w:pPr>
+        <w:pStyle w:val="KBBullet"/>
+        <w:keepLines/>
+      </w:pPr>
+      <w:r>
+        <w:rPr>
+          <w:b/>
+        </w:rPr>
+        <w:t xml:space="preserve">Crash flood: </w:t>
+      </w:r>
+      <w:r>
+        <w:t>Fatal error relays cannot consume the client's budget indefinitely.</w:t>
+      </w:r>
+    </w:p>
+    <w:p>
+      <w:pPr>
+        <w:pStyle w:val="KBBullet"/>
+        <w:keepLines/>
+      </w:pPr>
+      <w:r>
+        <w:rPr>
+          <w:b/>
+        </w:rPr>
+        <w:t xml:space="preserve">Storage generation: </w:t>
+      </w:r>
+      <w:r>
+        <w:t>The implementation matches the fork's browser and persistence generation.</w:t>
+      </w:r>
+    </w:p>
+    <w:p>
+      <w:pPr>
+        <w:pStyle w:val="KBBullet"/>
+        <w:keepLines/>
+      </w:pPr>
+      <w:r>
+        <w:rPr>
+          <w:b/>
+        </w:rPr>
+        <w:t xml:space="preserve">Storage sizing: </w:t>
+      </w:r>
+      <w:r>
+        <w:t>byondstorage contains bounded settings rather than chat-log-sized data.</w:t>
+      </w:r>
+    </w:p>
+    <w:p>
+      <w:pPr>
+        <w:pStyle w:val="KBBullet"/>
+        <w:keepLines/>
+      </w:pPr>
+      <w:r>
+        <w:rPr>
+          <w:b/>
+        </w:rPr>
+        <w:t xml:space="preserve">Storage origin: </w:t>
+      </w:r>
+      <w:r>
+        <w:t>Iframe storage uses a fork-owned origin.</w:t>
+      </w:r>
+    </w:p>
+    <w:p>
+      <w:pPr>
+        <w:pStyle w:val="KBBullet"/>
+        <w:keepLines/>
+      </w:pPr>
+      <w:r>
+        <w:rPr>
+          <w:b/>
+        </w:rPr>
+        <w:t xml:space="preserve">Storage migration: </w:t>
+      </w:r>
+      <w:r>
+        <w:t>Only settings migrate; foreign history never replays.</w:t>
+      </w:r>
+    </w:p>
+    <w:p>
+      <w:pPr>
+        <w:pStyle w:val="KBBullet"/>
+        <w:keepLines/>
+      </w:pPr>
+      <w:r>
+        <w:rPr>
+          <w:b/>
+        </w:rPr>
+        <w:t xml:space="preserve">RenderIcon: </w:t>
+      </w:r>
+      <w:r>
+        <w:t>Plane-dependent and emissive overlays are accounted for.</w:t>
+      </w:r>
+    </w:p>
+    <w:p>
+      <w:pPr>
+        <w:pStyle w:val="KBBullet"/>
+        <w:keepLines/>
+      </w:pPr>
+      <w:r>
+        <w:rPr>
+          <w:b/>
+        </w:rPr>
         <w:t xml:space="preserve">Cleanup: </w:t>
       </w:r>
       <w:r>
@@ -11657,7 +12434,7 @@
         <w:keepLines/>
       </w:pPr>
       <w:r>
-        <w:t>17. Reference material</w:t>
+        <w:t>18. Reference material</w:t>
       </w:r>
     </w:p>
     <w:p>
@@ -11908,6 +12685,14 @@
         <w:pStyle w:val="Compact"/>
         <w:keepLines/>
       </w:pPr>
+    </w:p>
+    <w:p>
+      <w:pPr>
+        <w:pStyle w:val="Reference"/>
+      </w:pPr>
+      <w:r>
+        <w:t>Client storage upstream lineage: tgstation PRs 52356, 52426, 53294, 88624, 93044, 94030, and 96167; ParadiseSS13 PR 25363; tgstation issues 89988 and 92035.</w:t>
+      </w:r>
     </w:p>
     <w:sectPr>
       <w:headerReference w:type="default" r:id="rId9"/>

--- a/output/doc/SS13_TGUI_Engineering_Handbook.docx
+++ b/output/doc/SS13_TGUI_Engineering_Handbook.docx
@@ -269,6 +269,112 @@
                 <w:sz w:val="17"/>
               </w:rPr>
               <w:t>July 2026</w:t>
+            </w:r>
+          </w:p>
+        </w:tc>
+      </w:tr>
+      <w:tr>
+        <w:trPr>
+          <w:cantSplit/>
+        </w:trPr>
+        <w:tc>
+          <w:tcPr>
+            <w:tcW w:type="dxa" w:w="5040"/>
+            <w:shd w:fill="DDEFF1"/>
+            <w:tcMar>
+              <w:top w:w="60" w:type="dxa"/>
+              <w:start w:w="100" w:type="dxa"/>
+              <w:bottom w:w="60" w:type="dxa"/>
+              <w:end w:w="100" w:type="dxa"/>
+            </w:tcMar>
+          </w:tcPr>
+          <w:p>
+            <w:r/>
+            <w:r>
+              <w:rPr>
+                <w:rFonts w:ascii="Aptos" w:hAnsi="Aptos" w:eastAsia="Aptos"/>
+                <w:b/>
+                <w:color w:val="0D4C55"/>
+                <w:sz w:val="17"/>
+              </w:rPr>
+              <w:t>Repository snapshot</w:t>
+            </w:r>
+          </w:p>
+        </w:tc>
+        <w:tc>
+          <w:tcPr>
+            <w:tcW w:type="dxa" w:w="5040"/>
+            <w:shd w:fill="F3F6F7"/>
+            <w:tcMar>
+              <w:top w:w="60" w:type="dxa"/>
+              <w:start w:w="100" w:type="dxa"/>
+              <w:bottom w:w="60" w:type="dxa"/>
+              <w:end w:w="100" w:type="dxa"/>
+            </w:tcMar>
+          </w:tcPr>
+          <w:p>
+            <w:r/>
+            <w:r>
+              <w:rPr>
+                <w:rFonts w:ascii="Aptos" w:hAnsi="Aptos" w:eastAsia="Aptos"/>
+                <w:b w:val="0"/>
+                <w:color w:val="172126"/>
+                <w:sz w:val="17"/>
+              </w:rPr>
+              <w:t>37d0c8a1b7c068ceadd361244615cafbc805392b</w:t>
+            </w:r>
+          </w:p>
+        </w:tc>
+      </w:tr>
+      <w:tr>
+        <w:trPr>
+          <w:cantSplit/>
+        </w:trPr>
+        <w:tc>
+          <w:tcPr>
+            <w:tcW w:type="dxa" w:w="5040"/>
+            <w:shd w:fill="DDEFF1"/>
+            <w:tcMar>
+              <w:top w:w="60" w:type="dxa"/>
+              <w:start w:w="100" w:type="dxa"/>
+              <w:bottom w:w="60" w:type="dxa"/>
+              <w:end w:w="100" w:type="dxa"/>
+            </w:tcMar>
+          </w:tcPr>
+          <w:p>
+            <w:r/>
+            <w:r>
+              <w:rPr>
+                <w:rFonts w:ascii="Aptos" w:hAnsi="Aptos" w:eastAsia="Aptos"/>
+                <w:b/>
+                <w:color w:val="0D4C55"/>
+                <w:sz w:val="17"/>
+              </w:rPr>
+              <w:t>SS13 TGUI source</w:t>
+            </w:r>
+          </w:p>
+        </w:tc>
+        <w:tc>
+          <w:tcPr>
+            <w:tcW w:type="dxa" w:w="5040"/>
+            <w:shd w:fill="F3F6F7"/>
+            <w:tcMar>
+              <w:top w:w="60" w:type="dxa"/>
+              <w:start w:w="100" w:type="dxa"/>
+              <w:bottom w:w="60" w:type="dxa"/>
+              <w:end w:w="100" w:type="dxa"/>
+            </w:tcMar>
+          </w:tcPr>
+          <w:p>
+            <w:r/>
+            <w:r>
+              <w:rPr>
+                <w:rFonts w:ascii="Aptos" w:hAnsi="Aptos" w:eastAsia="Aptos"/>
+                <w:b w:val="0"/>
+                <w:color w:val="172126"/>
+                <w:sz w:val="17"/>
+              </w:rPr>
+              <w:t>c51cb634f182af716d897d4ebe00ae812e83087e</w:t>
             </w:r>
           </w:p>
         </w:tc>
